--- a/보관본/러시아 인권변호사/Word/3부/3부_10화_크릴로프와의_첫_담판.docx
+++ b/보관본/러시아 인권변호사/Word/3부/3부_10화_크릴로프와의_첫_담판.docx
@@ -1160,7 +1160,7 @@
           <w:i w:val="0"/>
           <w:sz w:val="22"/>
         </w:rPr>
-        <w:t xml:space="preserve">Лёша: </w:t>
+        <w:t xml:space="preserve">Крылов: </w:t>
       </w:r>
       <w:r>
         <w:rPr>
@@ -1169,7 +1169,7 @@
           <w:i w:val="0"/>
           <w:sz w:val="22"/>
         </w:rPr>
-        <w:t>Вы ожидаете, что я в это поверю?</w:t>
+        <w:t>Её статью я прочитал в шесть утра. Хорошая статья. Слишком хорошая — для тех, о ком она написана.</w:t>
       </w:r>
     </w:p>
     <w:p>
@@ -1183,7 +1183,7 @@
           <w:i w:val="0"/>
           <w:sz w:val="22"/>
         </w:rPr>
-        <w:t xml:space="preserve">Крылов: </w:t>
+        <w:t xml:space="preserve">Лёша: </w:t>
       </w:r>
       <w:r>
         <w:rPr>
@@ -1192,7 +1192,7 @@
           <w:i w:val="0"/>
           <w:sz w:val="22"/>
         </w:rPr>
-        <w:t>Её статью я прочитал в шесть утра. Хорошая статья. Слишком хорошая — для тех, о ком она написана.</w:t>
+        <w:t>Вы о себе?</w:t>
       </w:r>
     </w:p>
     <w:p>
@@ -1206,7 +1206,7 @@
           <w:i w:val="0"/>
           <w:sz w:val="22"/>
         </w:rPr>
-        <w:t xml:space="preserve">Лёша: </w:t>
+        <w:t xml:space="preserve">Крылов: </w:t>
       </w:r>
       <w:r>
         <w:rPr>
@@ -1215,7 +1215,7 @@
           <w:i w:val="0"/>
           <w:sz w:val="22"/>
         </w:rPr>
-        <w:t>Вы о себе?</w:t>
+        <w:t>Обо мне там между строк. Я умею читать между строк, Алексей Николаевич, — это профессиональное. И те, кто выше меня, тоже умеют.</w:t>
       </w:r>
     </w:p>
     <w:p>
@@ -1229,7 +1229,7 @@
           <w:i w:val="0"/>
           <w:sz w:val="22"/>
         </w:rPr>
-        <w:t xml:space="preserve">Крылов: </w:t>
+        <w:t xml:space="preserve">Лёша: </w:t>
       </w:r>
       <w:r>
         <w:rPr>
@@ -1238,7 +1238,7 @@
           <w:i w:val="0"/>
           <w:sz w:val="22"/>
         </w:rPr>
-        <w:t>Обо мне там между строк. Я умею читать между строк, Алексей Николаевич, — это профессиональное. И те, кто выше меня, тоже умеют.</w:t>
+        <w:t>Вы ожидаете, что я в это поверю?</w:t>
       </w:r>
     </w:p>
     <w:p>
@@ -1307,7 +1307,7 @@
           <w:i w:val="0"/>
           <w:sz w:val="22"/>
         </w:rPr>
-        <w:t>У Достоевского старец Зосима вспоминает брата, умирающего юношу, который говорил матери: «Всякий из нас пред всеми во всём виноват». Может быть, мальчик был прав. И я виноват в исчезновении Дарьи Волковой — не потому, что отдавал приказ, а потому, что тридцать лет служил структуре, которая делает такое возможным.</w:t>
+        <w:t>У Достоевского старец Зосима вспоминает брата, умирающего юношу, который говорил матери: «Всякий из нас пред всеми во всём виноват». Может быть, мальчик был прав. И я виноват в исчезновении Дарьи Волковой — не потому, что отдавал приказ, а потому, что почти сорок лет служил структуре, которая делает такое возможным.</w:t>
       </w:r>
     </w:p>
     <w:p>
@@ -3508,7 +3508,7 @@
           <w:i w:val="0"/>
           <w:sz w:val="22"/>
         </w:rPr>
-        <w:t xml:space="preserve"> — 한국어 해설: 조시마 장로가 회상하는 형 마르켈의 임종 전 말. 크릴로프가 다리야 실종에 대해 “명령은 내리지 않았지만, 그런 일을 가능하게 하는 구조에 30년을 복무했다”며 구조적 책임을 인정할 때 인용한다(장면 4). 적수의 입에서 나온 가장 인간적인 고백.</w:t>
+        <w:t xml:space="preserve"> — 한국어 해설: 조시마 장로가 회상하는 형 마르켈의 임종 전 말. 크릴로프가 다리야 실종에 대해 “명령은 내리지 않았지만, 그런 일을 가능하게 하는 구조에 40년 가까이 복무했다”며 구조적 책임을 인정할 때 인용한다(장면 4). 적수의 입에서 나온 가장 인간적인 고백.</w:t>
       </w:r>
     </w:p>
     <w:p>
